--- a/docs/phase2-participants.docx
+++ b/docs/phase2-participants.docx
@@ -20,7 +20,7 @@
     </w:p>
     <w:p>
       <w:r>
-        <w:t>By the end of this phase, you should have **Playwright installed and working** with at least one meaningful end-to-end test covering your app's happy path.</w:t>
+        <w:t>By the end of this phase, you should have **Playwright installed and working** with a stable happy-path test, and ideally one negative-path test started (or completed) so Phase 3 can focus on deeper scenarios.</w:t>
       </w:r>
     </w:p>
     <w:p/>
@@ -29,7 +29,63 @@
         <w:pStyle w:val="Heading2"/>
       </w:pPr>
       <w:r>
-        <w:t>Step 1: Plan and Generate Your Prompts (10 min)</w:t>
+        <w:t>Step 1: Validate Your Test Fixtures (5-10 min)</w:t>
+      </w:r>
+    </w:p>
+    <w:p>
+      <w:r>
+        <w:t>Before writing Playwright tests, confirm your fixture data from Phase 1 is ready.</w:t>
+      </w:r>
+    </w:p>
+    <w:p>
+      <w:r>
+        <w:t>**Quick checks:**</w:t>
+      </w:r>
+    </w:p>
+    <w:p>
+      <w:pPr>
+        <w:pStyle w:val="ListBullet"/>
+      </w:pPr>
+      <w:r>
+        <w:t>You have at least one valid input and two invalid inputs</w:t>
+      </w:r>
+    </w:p>
+    <w:p>
+      <w:pPr>
+        <w:pStyle w:val="ListBullet"/>
+      </w:pPr>
+      <w:r>
+        <w:t>Field names match your frontend/API exactly</w:t>
+      </w:r>
+    </w:p>
+    <w:p>
+      <w:pPr>
+        <w:pStyle w:val="ListBullet"/>
+      </w:pPr>
+      <w:r>
+        <w:t>Expected results are clear (success vs specific validation error)</w:t>
+      </w:r>
+    </w:p>
+    <w:p>
+      <w:pPr>
+        <w:pStyle w:val="ListBullet"/>
+      </w:pPr>
+      <w:r>
+        <w:t>Optional file-upload sample exists if you plan that scenario later</w:t>
+      </w:r>
+    </w:p>
+    <w:p>
+      <w:r>
+        <w:t>If fixtures are missing, create them now in a `test-data/` folder.</w:t>
+      </w:r>
+    </w:p>
+    <w:p/>
+    <w:p>
+      <w:pPr>
+        <w:pStyle w:val="Heading2"/>
+      </w:pPr>
+      <w:r>
+        <w:t>Step 2: Plan and Generate Your Prompts (10 min)</w:t>
       </w:r>
     </w:p>
     <w:p>
@@ -74,7 +130,7 @@
         <w:rPr>
           <w:i/>
         </w:rPr>
-        <w:t>"I have a working [use case] app with a [stack] frontend and API. The form submits data, the API validates it, and results display on screen. Help me set up Playwright, create a first happy-path end-to-end test, and debug the likely issues."</w:t>
+        <w:t>"I have a working [use case] app with a [stack] frontend and API. The form submits data, the API validates it, and results display on screen. Create a plan for me to set up Playwright, create a first happy-path end-to-end test, and debug the likely issues."</w:t>
       </w:r>
     </w:p>
     <w:p/>
@@ -83,7 +139,7 @@
         <w:pStyle w:val="Heading2"/>
       </w:pPr>
       <w:r>
-        <w:t>Step 2: Install and Configure Playwright (20-25 min)</w:t>
+        <w:t>Step 3: Install and Configure Playwright (20-25 min)</w:t>
       </w:r>
     </w:p>
     <w:p>
@@ -145,7 +201,7 @@
         <w:pStyle w:val="Heading2"/>
       </w:pPr>
       <w:r>
-        <w:t>Step 3: Create Your First Happy-Path Test (25-30 min)</w:t>
+        <w:t>Step 4: Create Your First Happy-Path Test (25-30 min)</w:t>
       </w:r>
     </w:p>
     <w:p>
@@ -212,7 +268,7 @@
         <w:pStyle w:val="Heading2"/>
       </w:pPr>
       <w:r>
-        <w:t>Step 4: Run, Debug, and Refine the Test (20-25 min)</w:t>
+        <w:t>Step 5: Run, Debug, and Refine the Test (20-25 min)</w:t>
       </w:r>
     </w:p>
     <w:p>
@@ -274,7 +330,90 @@
         <w:pStyle w:val="Heading2"/>
       </w:pPr>
       <w:r>
-        <w:t>Step 5: Prepare for Deeper Coverage in Phase 3 (10-15 min)</w:t>
+        <w:t>Step 6: Start Your Negative-Path Test Now (15-20 min)</w:t>
+      </w:r>
+    </w:p>
+    <w:p>
+      <w:r>
+        <w:t>Don't wait until Phase 3 if you have time. Add one negative-path test now while your selectors and fixture data are fresh.</w:t>
+      </w:r>
+    </w:p>
+    <w:p>
+      <w:r>
+        <w:t>**Pick one quick failure case:**</w:t>
+      </w:r>
+    </w:p>
+    <w:p>
+      <w:pPr>
+        <w:pStyle w:val="ListBullet"/>
+      </w:pPr>
+      <w:r>
+        <w:t>Missing required field</w:t>
+      </w:r>
+    </w:p>
+    <w:p>
+      <w:pPr>
+        <w:pStyle w:val="ListBullet"/>
+      </w:pPr>
+      <w:r>
+        <w:t>Invalid numeric value</w:t>
+      </w:r>
+    </w:p>
+    <w:p>
+      <w:pPr>
+        <w:pStyle w:val="ListBullet"/>
+      </w:pPr>
+      <w:r>
+        <w:t>Invalid date/value format</w:t>
+      </w:r>
+    </w:p>
+    <w:p>
+      <w:r>
+        <w:t>**What to assert:**</w:t>
+      </w:r>
+    </w:p>
+    <w:p>
+      <w:pPr>
+        <w:pStyle w:val="ListBullet"/>
+      </w:pPr>
+      <w:r>
+        <w:t>Validation error is visible</w:t>
+      </w:r>
+    </w:p>
+    <w:p>
+      <w:pPr>
+        <w:pStyle w:val="ListBullet"/>
+      </w:pPr>
+      <w:r>
+        <w:t>Submission is treated as invalid</w:t>
+      </w:r>
+    </w:p>
+    <w:p>
+      <w:pPr>
+        <w:pStyle w:val="ListBullet"/>
+      </w:pPr>
+      <w:r>
+        <w:t>Success state does not appear</w:t>
+      </w:r>
+    </w:p>
+    <w:p>
+      <w:pPr>
+        <w:ind w:left="720"/>
+      </w:pPr>
+      <w:r>
+        <w:rPr>
+          <w:i/>
+        </w:rPr>
+        <w:t>**Copilot tip:** *"Write a Playwright test for an invalid submission where [field] is missing. Assert the exact validation message and verify the success banner is not shown."*</w:t>
+      </w:r>
+    </w:p>
+    <w:p/>
+    <w:p>
+      <w:pPr>
+        <w:pStyle w:val="Heading2"/>
+      </w:pPr>
+      <w:r>
+        <w:t>Step 7: Harden and Prepare for Phase 3 (10-15 min)</w:t>
       </w:r>
     </w:p>
     <w:p>
@@ -296,6 +435,43 @@
       </w:pPr>
       <w:r>
         <w:t>One **deeper** scenario, such as file upload, alternate document type, backend failure handling, or mocked responses</w:t>
+      </w:r>
+    </w:p>
+    <w:p>
+      <w:r>
+        <w:t>Then do these quick setup tasks so Phase 3 starts fast:</w:t>
+      </w:r>
+    </w:p>
+    <w:p>
+      <w:pPr>
+        <w:pStyle w:val="ListBullet"/>
+      </w:pPr>
+      <w:r>
+        <w:t>Save your current tests in a clean structure (`tests/happy-path/`, `tests/negative-path/`, etc.)</w:t>
+      </w:r>
+    </w:p>
+    <w:p>
+      <w:pPr>
+        <w:pStyle w:val="ListBullet"/>
+      </w:pPr>
+      <w:r>
+        <w:t>Confirm fixtures are reusable and named clearly</w:t>
+      </w:r>
+    </w:p>
+    <w:p>
+      <w:pPr>
+        <w:pStyle w:val="ListBullet"/>
+      </w:pPr>
+      <w:r>
+        <w:t>Capture one passing run (`npx playwright test --headed` optional) and verify report output</w:t>
+      </w:r>
+    </w:p>
+    <w:p>
+      <w:pPr>
+        <w:pStyle w:val="ListBullet"/>
+      </w:pPr>
+      <w:r>
+        <w:t>Note known flaky selectors or timing pain points to fix first in Phase 3</w:t>
       </w:r>
     </w:p>
     <w:p>
@@ -344,6 +520,14 @@
         <w:pStyle w:val="ListBullet"/>
       </w:pPr>
       <w:r>
+        <w:t>[ ] One negative-path test started (preferably passing)</w:t>
+      </w:r>
+    </w:p>
+    <w:p>
+      <w:pPr>
+        <w:pStyle w:val="ListBullet"/>
+      </w:pPr>
+      <w:r>
         <w:t>[ ] A basic understanding of selectors, assertions, and test failures</w:t>
       </w:r>
     </w:p>
@@ -357,12 +541,12 @@
     </w:p>
     <w:p>
       <w:r>
-        <w:t>**If you're ahead of schedule:** Start your negative-path Playwright test now.</w:t>
+        <w:t>**If you're ahead of schedule:** Start a deeper scenario spike (for example: mocked API failure, file-upload path, or alternate document type).</w:t>
       </w:r>
     </w:p>
     <w:p>
       <w:r>
-        <w:t>**If you're behind:** Focus on getting one happy-path test passing. Don't chase extra scenarios until that foundation is working.</w:t>
+        <w:t>**If you're behind:** Focus on one happy-path test passing and a clearly defined negative-path test plan. Don't chase deeper scenarios until that foundation is working.</w:t>
       </w:r>
     </w:p>
     <w:sectPr>
